--- a/공개질의서_간담회_시간순.docx
+++ b/공개질의서_간담회_시간순.docx
@@ -414,7 +414,7 @@
                 <w:sz w:val="20"/>
                 <w:szCs w:val="20"/>
               </w:rPr>
-              <w:t xml:space="preserve">④ 질문은 사건이 일어난 순서대로 진행합니다. 각 단계의 [확인된 사실]은 질의인이 가진 문서에 근거한 것이며, 사실과 다르면 바로잡아 주시기 바랍니다.</w:t>
+              <w:t xml:space="preserve">④ 먼저 각 마을 이장님께 공통 질문(⓪)을 드리고, 이어서 사건이 일어난 순서대로 질문합니다. 각 단계의 [확인된 사실]은 질의인이 가진 문서에 근거한 것이며, 사실과 다르면 바로잡아 주시기 바랍니다.</w:t>
             </w:r>
           </w:p>
           <w:p>
@@ -430,6 +430,1212 @@
                 <w:szCs w:val="20"/>
               </w:rPr>
               <w:t xml:space="preserve">⑤ 이 간담회에서는 어떤 합의서·확인서에도 서명하지 않으며, 결과는 주민들에게 그대로 알립니다.</w:t>
+            </w:r>
+          </w:p>
+        </w:tc>
+      </w:tr>
+    </w:tbl>
+    <w:p>
+      <w:pPr>
+        <w:keepNext/>
+        <w:shd w:fill="C00000" w:color="auto" w:val="clear"/>
+        <w:spacing w:after="100" w:before="280"/>
+      </w:pPr>
+      <w:r>
+        <w:rPr>
+          <w:rFonts w:ascii="바탕" w:cs="바탕" w:eastAsia="바탕" w:hAnsi="바탕"/>
+          <w:b/>
+          <w:bCs/>
+          <w:color w:val="FFFFFF"/>
+          <w:sz w:val="24"/>
+          <w:szCs w:val="24"/>
+        </w:rPr>
+        <w:t xml:space="preserve">  ⓪  먼저 묻습니다  |  각 마을 이장님께 드리는 공통 질문</w:t>
+      </w:r>
+    </w:p>
+    <w:tbl>
+      <w:tblPr>
+        <w:tblW w:type="dxa" w:w="9638"/>
+        <w:tblBorders>
+          <w:top w:val="single" w:color="auto" w:sz="4"/>
+          <w:left w:val="single" w:color="auto" w:sz="4"/>
+          <w:bottom w:val="single" w:color="auto" w:sz="4"/>
+          <w:right w:val="single" w:color="auto" w:sz="4"/>
+          <w:insideH w:val="single" w:color="auto" w:sz="4"/>
+          <w:insideV w:val="single" w:color="auto" w:sz="4"/>
+        </w:tblBorders>
+      </w:tblPr>
+      <w:tblGrid>
+        <w:gridCol w:w="9638"/>
+      </w:tblGrid>
+      <w:tr>
+        <w:trPr>
+          <w:cantSplit/>
+        </w:trPr>
+        <w:tc>
+          <w:tcPr>
+            <w:tcW w:type="dxa" w:w="9638"/>
+            <w:tcBorders>
+              <w:top w:val="single" w:color="000000" w:sz="6"/>
+              <w:left w:val="single" w:color="000000" w:sz="6"/>
+              <w:bottom w:val="single" w:color="000000" w:sz="6"/>
+              <w:right w:val="single" w:color="000000" w:sz="6"/>
+            </w:tcBorders>
+            <w:shd w:fill="F7F7F7" w:color="auto" w:val="clear"/>
+            <w:tcMar>
+              <w:top w:type="dxa" w:w="70"/>
+              <w:left w:type="dxa" w:w="120"/>
+              <w:bottom w:type="dxa" w:w="70"/>
+              <w:right w:type="dxa" w:w="120"/>
+            </w:tcMar>
+            <w:vAlign w:val="center"/>
+          </w:tcPr>
+          <w:p>
+            <w:pPr>
+              <w:spacing w:after="40" w:before="0" w:line="340"/>
+              <w:jc w:val="both"/>
+            </w:pPr>
+            <w:r>
+              <w:rPr>
+                <w:rFonts w:ascii="바탕" w:cs="바탕" w:eastAsia="바탕" w:hAnsi="바탕"/>
+                <w:b/>
+                <w:bCs/>
+                <w:sz w:val="20"/>
+                <w:szCs w:val="20"/>
+              </w:rPr>
+              <w:t xml:space="preserve">[확인된 사실]</w:t>
+            </w:r>
+          </w:p>
+          <w:p>
+            <w:pPr>
+              <w:spacing w:after="30" w:before="0" w:line="340"/>
+              <w:ind w:left="200" w:hanging="200"/>
+              <w:jc w:val="both"/>
+            </w:pPr>
+            <w:r>
+              <w:rPr>
+                <w:rFonts w:ascii="바탕" w:cs="바탕" w:eastAsia="바탕" w:hAnsi="바탕"/>
+                <w:sz w:val="20"/>
+                <w:szCs w:val="20"/>
+              </w:rPr>
+              <w:t xml:space="preserve">· 2022. 7. 22. 합의문에는 "5개 부락 대표인 이장단"으로, 2023. 1. 30. 공동협약서에는 각 이장님이 "○○마을이장" 직함으로 서명하였습니다.</w:t>
+            </w:r>
+          </w:p>
+          <w:p>
+            <w:pPr>
+              <w:spacing w:after="30" w:before="0" w:line="340"/>
+              <w:ind w:left="200" w:hanging="200"/>
+              <w:jc w:val="both"/>
+            </w:pPr>
+            <w:r>
+              <w:rPr>
+                <w:rFonts w:ascii="바탕" w:cs="바탕" w:eastAsia="바탕" w:hAnsi="바탕"/>
+                <w:sz w:val="20"/>
+                <w:szCs w:val="20"/>
+              </w:rPr>
+              <w:t xml:space="preserve">· 그런데 위원회는 2026. 9. 21. 내용증명 답변서에서 위원회를 행정기관이나 공공기관이 아니라 </w:t>
+            </w:r>
+            <w:r>
+              <w:rPr>
+                <w:rFonts w:ascii="바탕" w:cs="바탕" w:eastAsia="바탕" w:hAnsi="바탕"/>
+                <w:b/>
+                <w:bCs/>
+                <w:sz w:val="20"/>
+                <w:szCs w:val="20"/>
+              </w:rPr>
+              <w:t xml:space="preserve">"주민이 자발적으로 만든 민간 공동체"</w:t>
+            </w:r>
+            <w:r>
+              <w:rPr>
+                <w:rFonts w:ascii="바탕" w:cs="바탕" w:eastAsia="바탕" w:hAnsi="바탕"/>
+                <w:sz w:val="20"/>
+                <w:szCs w:val="20"/>
+              </w:rPr>
+              <w:t xml:space="preserve">라고 하면서, 공공기관과 같은 정보공개 의무가 없다고 답하였습니다.</w:t>
+            </w:r>
+          </w:p>
+        </w:tc>
+      </w:tr>
+    </w:tbl>
+    <w:p>
+      <w:pPr>
+        <w:spacing w:after="40" w:before="100" w:line="340"/>
+        <w:ind w:left="700" w:hanging="700"/>
+        <w:jc w:val="both"/>
+      </w:pPr>
+      <w:r>
+        <w:rPr>
+          <w:rFonts w:ascii="바탕" w:cs="바탕" w:eastAsia="바탕" w:hAnsi="바탕"/>
+          <w:b/>
+          <w:bCs/>
+          <w:sz w:val="22"/>
+          <w:szCs w:val="22"/>
+        </w:rPr>
+        <w:t xml:space="preserve">공통 질문 1.</w:t>
+      </w:r>
+      <w:r>
+        <w:rPr>
+          <w:rFonts w:ascii="바탕" w:cs="바탕" w:eastAsia="바탕" w:hAnsi="바탕"/>
+          <w:sz w:val="22"/>
+          <w:szCs w:val="22"/>
+        </w:rPr>
+        <w:t xml:space="preserve"> 이장님께서 2022. 7. 22. 합의문과 2023. 1. 30. 공동협약서에 서명하고 위원회 활동에 참여하신 것은 </w:t>
+      </w:r>
+      <w:r>
+        <w:rPr>
+          <w:rFonts w:ascii="바탕" w:cs="바탕" w:eastAsia="바탕" w:hAnsi="바탕"/>
+          <w:b/>
+          <w:bCs/>
+          <w:sz w:val="22"/>
+          <w:szCs w:val="22"/>
+        </w:rPr>
+        <w:t xml:space="preserve">개인 자격</w:t>
+      </w:r>
+      <w:r>
+        <w:rPr>
+          <w:rFonts w:ascii="바탕" w:cs="바탕" w:eastAsia="바탕" w:hAnsi="바탕"/>
+          <w:sz w:val="22"/>
+          <w:szCs w:val="22"/>
+        </w:rPr>
+        <w:t xml:space="preserve">이었습니까, 아니면 </w:t>
+      </w:r>
+      <w:r>
+        <w:rPr>
+          <w:rFonts w:ascii="바탕" w:cs="바탕" w:eastAsia="바탕" w:hAnsi="바탕"/>
+          <w:b/>
+          <w:bCs/>
+          <w:sz w:val="22"/>
+          <w:szCs w:val="22"/>
+        </w:rPr>
+        <w:t xml:space="preserve">마을 대표(이장) 자격</w:t>
+      </w:r>
+      <w:r>
+        <w:rPr>
+          <w:rFonts w:ascii="바탕" w:cs="바탕" w:eastAsia="바탕" w:hAnsi="바탕"/>
+          <w:sz w:val="22"/>
+          <w:szCs w:val="22"/>
+        </w:rPr>
+        <w:t xml:space="preserve">이었습니까?</w:t>
+      </w:r>
+    </w:p>
+    <w:p>
+      <w:pPr>
+        <w:spacing w:after="80" w:before="60" w:line="340"/>
+        <w:ind w:left="700" w:hanging="700"/>
+        <w:jc w:val="both"/>
+      </w:pPr>
+      <w:r>
+        <w:rPr>
+          <w:rFonts w:ascii="바탕" w:cs="바탕" w:eastAsia="바탕" w:hAnsi="바탕"/>
+          <w:b/>
+          <w:bCs/>
+          <w:sz w:val="22"/>
+          <w:szCs w:val="22"/>
+        </w:rPr>
+        <w:t xml:space="preserve">공통 질문 2.</w:t>
+      </w:r>
+      <w:r>
+        <w:rPr>
+          <w:rFonts w:ascii="바탕" w:cs="바탕" w:eastAsia="바탕" w:hAnsi="바탕"/>
+          <w:sz w:val="22"/>
+          <w:szCs w:val="22"/>
+        </w:rPr>
+        <w:t xml:space="preserve"> 위원회 측 내용증명 답변서에는 위원회가 </w:t>
+      </w:r>
+      <w:r>
+        <w:rPr>
+          <w:rFonts w:ascii="바탕" w:cs="바탕" w:eastAsia="바탕" w:hAnsi="바탕"/>
+          <w:b/>
+          <w:bCs/>
+          <w:sz w:val="22"/>
+          <w:szCs w:val="22"/>
+        </w:rPr>
+        <w:t xml:space="preserve">"주민이 자발적으로 참여한 민간 공동체"</w:t>
+      </w:r>
+      <w:r>
+        <w:rPr>
+          <w:rFonts w:ascii="바탕" w:cs="바탕" w:eastAsia="바탕" w:hAnsi="바탕"/>
+          <w:sz w:val="22"/>
+          <w:szCs w:val="22"/>
+        </w:rPr>
+        <w:t xml:space="preserve">라고 적혀 있습니다. 이장님께서는 이 설명에 </w:t>
+      </w:r>
+      <w:r>
+        <w:rPr>
+          <w:rFonts w:ascii="바탕" w:cs="바탕" w:eastAsia="바탕" w:hAnsi="바탕"/>
+          <w:b/>
+          <w:bCs/>
+          <w:sz w:val="22"/>
+          <w:szCs w:val="22"/>
+        </w:rPr>
+        <w:t xml:space="preserve">동의하십니까?</w:t>
+      </w:r>
+      <w:r>
+        <w:rPr>
+          <w:rFonts w:ascii="바탕" w:cs="바탕" w:eastAsia="바탕" w:hAnsi="바탕"/>
+          <w:sz w:val="22"/>
+          <w:szCs w:val="22"/>
+        </w:rPr>
+        <w:t xml:space="preserve"> 동의하신다면 "○○마을이장" 직함으로 서명하고 "5개 마을을 대표"한다고 한 문서들은 어떻게 설명하시겠습니까?</w:t>
+      </w:r>
+    </w:p>
+    <w:tbl>
+      <w:tblPr>
+        <w:tblW w:type="dxa" w:w="9638"/>
+        <w:tblBorders>
+          <w:top w:val="single" w:color="auto" w:sz="4"/>
+          <w:left w:val="single" w:color="auto" w:sz="4"/>
+          <w:bottom w:val="single" w:color="auto" w:sz="4"/>
+          <w:right w:val="single" w:color="auto" w:sz="4"/>
+          <w:insideH w:val="single" w:color="auto" w:sz="4"/>
+          <w:insideV w:val="single" w:color="auto" w:sz="4"/>
+        </w:tblBorders>
+      </w:tblPr>
+      <w:tblGrid>
+        <w:gridCol w:w="1900"/>
+        <w:gridCol w:w="1700"/>
+        <w:gridCol w:w="3000"/>
+        <w:gridCol w:w="3038"/>
+      </w:tblGrid>
+      <w:tr>
+        <w:trPr>
+          <w:tblHeader/>
+        </w:trPr>
+        <w:tc>
+          <w:tcPr>
+            <w:tcW w:type="dxa" w:w="1900"/>
+            <w:tcBorders>
+              <w:top w:val="single" w:color="000000" w:sz="6"/>
+              <w:left w:val="single" w:color="000000" w:sz="6"/>
+              <w:bottom w:val="single" w:color="000000" w:sz="6"/>
+              <w:right w:val="single" w:color="000000" w:sz="6"/>
+            </w:tcBorders>
+            <w:shd w:fill="E7E6E6" w:color="auto" w:val="clear"/>
+            <w:tcMar>
+              <w:top w:type="dxa" w:w="70"/>
+              <w:left w:type="dxa" w:w="120"/>
+              <w:bottom w:type="dxa" w:w="70"/>
+              <w:right w:type="dxa" w:w="120"/>
+            </w:tcMar>
+            <w:vAlign w:val="center"/>
+          </w:tcPr>
+          <w:p>
+            <w:pPr>
+              <w:spacing w:after="0" w:before="0" w:line="300"/>
+              <w:jc w:val="center"/>
+            </w:pPr>
+            <w:r>
+              <w:rPr>
+                <w:rFonts w:ascii="바탕" w:cs="바탕" w:eastAsia="바탕" w:hAnsi="바탕"/>
+                <w:b/>
+                <w:bCs/>
+                <w:sz w:val="20"/>
+                <w:szCs w:val="20"/>
+              </w:rPr>
+              <w:t xml:space="preserve">마을</w:t>
+            </w:r>
+          </w:p>
+        </w:tc>
+        <w:tc>
+          <w:tcPr>
+            <w:tcW w:type="dxa" w:w="1700"/>
+            <w:tcBorders>
+              <w:top w:val="single" w:color="000000" w:sz="6"/>
+              <w:left w:val="single" w:color="000000" w:sz="6"/>
+              <w:bottom w:val="single" w:color="000000" w:sz="6"/>
+              <w:right w:val="single" w:color="000000" w:sz="6"/>
+            </w:tcBorders>
+            <w:shd w:fill="E7E6E6" w:color="auto" w:val="clear"/>
+            <w:tcMar>
+              <w:top w:type="dxa" w:w="70"/>
+              <w:left w:type="dxa" w:w="120"/>
+              <w:bottom w:type="dxa" w:w="70"/>
+              <w:right w:type="dxa" w:w="120"/>
+            </w:tcMar>
+            <w:vAlign w:val="center"/>
+          </w:tcPr>
+          <w:p>
+            <w:pPr>
+              <w:spacing w:after="0" w:before="0" w:line="300"/>
+              <w:jc w:val="center"/>
+            </w:pPr>
+            <w:r>
+              <w:rPr>
+                <w:rFonts w:ascii="바탕" w:cs="바탕" w:eastAsia="바탕" w:hAnsi="바탕"/>
+                <w:b/>
+                <w:bCs/>
+                <w:sz w:val="20"/>
+                <w:szCs w:val="20"/>
+              </w:rPr>
+              <w:t xml:space="preserve">이장(당시)</w:t>
+            </w:r>
+          </w:p>
+        </w:tc>
+        <w:tc>
+          <w:tcPr>
+            <w:tcW w:type="dxa" w:w="3000"/>
+            <w:tcBorders>
+              <w:top w:val="single" w:color="000000" w:sz="6"/>
+              <w:left w:val="single" w:color="000000" w:sz="6"/>
+              <w:bottom w:val="single" w:color="000000" w:sz="6"/>
+              <w:right w:val="single" w:color="000000" w:sz="6"/>
+            </w:tcBorders>
+            <w:shd w:fill="E7E6E6" w:color="auto" w:val="clear"/>
+            <w:tcMar>
+              <w:top w:type="dxa" w:w="70"/>
+              <w:left w:type="dxa" w:w="120"/>
+              <w:bottom w:type="dxa" w:w="70"/>
+              <w:right w:type="dxa" w:w="120"/>
+            </w:tcMar>
+            <w:vAlign w:val="center"/>
+          </w:tcPr>
+          <w:p>
+            <w:pPr>
+              <w:spacing w:after="0" w:before="0" w:line="300"/>
+              <w:jc w:val="center"/>
+            </w:pPr>
+            <w:r>
+              <w:rPr>
+                <w:rFonts w:ascii="바탕" w:cs="바탕" w:eastAsia="바탕" w:hAnsi="바탕"/>
+                <w:b/>
+                <w:bCs/>
+                <w:sz w:val="20"/>
+                <w:szCs w:val="20"/>
+              </w:rPr>
+              <w:t xml:space="preserve">공통 질문 1 (참여 자격)</w:t>
+            </w:r>
+          </w:p>
+        </w:tc>
+        <w:tc>
+          <w:tcPr>
+            <w:tcW w:type="dxa" w:w="3038"/>
+            <w:tcBorders>
+              <w:top w:val="single" w:color="000000" w:sz="6"/>
+              <w:left w:val="single" w:color="000000" w:sz="6"/>
+              <w:bottom w:val="single" w:color="000000" w:sz="6"/>
+              <w:right w:val="single" w:color="000000" w:sz="6"/>
+            </w:tcBorders>
+            <w:shd w:fill="E7E6E6" w:color="auto" w:val="clear"/>
+            <w:tcMar>
+              <w:top w:type="dxa" w:w="70"/>
+              <w:left w:type="dxa" w:w="120"/>
+              <w:bottom w:type="dxa" w:w="70"/>
+              <w:right w:type="dxa" w:w="120"/>
+            </w:tcMar>
+            <w:vAlign w:val="center"/>
+          </w:tcPr>
+          <w:p>
+            <w:pPr>
+              <w:spacing w:after="0" w:before="0" w:line="300"/>
+              <w:jc w:val="center"/>
+            </w:pPr>
+            <w:r>
+              <w:rPr>
+                <w:rFonts w:ascii="바탕" w:cs="바탕" w:eastAsia="바탕" w:hAnsi="바탕"/>
+                <w:b/>
+                <w:bCs/>
+                <w:sz w:val="20"/>
+                <w:szCs w:val="20"/>
+              </w:rPr>
+              <w:t xml:space="preserve">공통 질문 2 ("자발적 민간 공동체")</w:t>
+            </w:r>
+          </w:p>
+        </w:tc>
+      </w:tr>
+      <w:tr>
+        <w:trPr>
+          <w:cantSplit/>
+          <w:trHeight w:val="620" w:hRule="atLeast"/>
+        </w:trPr>
+        <w:tc>
+          <w:tcPr>
+            <w:tcW w:type="dxa" w:w="1900"/>
+            <w:tcBorders>
+              <w:top w:val="single" w:color="000000" w:sz="6"/>
+              <w:left w:val="single" w:color="000000" w:sz="6"/>
+              <w:bottom w:val="single" w:color="000000" w:sz="6"/>
+              <w:right w:val="single" w:color="000000" w:sz="6"/>
+            </w:tcBorders>
+            <w:tcMar>
+              <w:top w:type="dxa" w:w="70"/>
+              <w:left w:type="dxa" w:w="120"/>
+              <w:bottom w:type="dxa" w:w="70"/>
+              <w:right w:type="dxa" w:w="120"/>
+            </w:tcMar>
+            <w:vAlign w:val="center"/>
+          </w:tcPr>
+          <w:p>
+            <w:pPr>
+              <w:spacing w:after="0" w:before="0" w:line="300"/>
+              <w:jc w:val="center"/>
+            </w:pPr>
+            <w:r>
+              <w:rPr>
+                <w:rFonts w:ascii="바탕" w:cs="바탕" w:eastAsia="바탕" w:hAnsi="바탕"/>
+                <w:sz w:val="20"/>
+                <w:szCs w:val="20"/>
+              </w:rPr>
+              <w:t xml:space="preserve">동곡마을</w:t>
+            </w:r>
+          </w:p>
+        </w:tc>
+        <w:tc>
+          <w:tcPr>
+            <w:tcW w:type="dxa" w:w="1700"/>
+            <w:tcBorders>
+              <w:top w:val="single" w:color="000000" w:sz="6"/>
+              <w:left w:val="single" w:color="000000" w:sz="6"/>
+              <w:bottom w:val="single" w:color="000000" w:sz="6"/>
+              <w:right w:val="single" w:color="000000" w:sz="6"/>
+            </w:tcBorders>
+            <w:tcMar>
+              <w:top w:type="dxa" w:w="70"/>
+              <w:left w:type="dxa" w:w="120"/>
+              <w:bottom w:type="dxa" w:w="70"/>
+              <w:right w:type="dxa" w:w="120"/>
+            </w:tcMar>
+            <w:vAlign w:val="center"/>
+          </w:tcPr>
+          <w:p>
+            <w:pPr>
+              <w:spacing w:after="0" w:before="0" w:line="300"/>
+              <w:jc w:val="center"/>
+            </w:pPr>
+            <w:r>
+              <w:rPr>
+                <w:rFonts w:ascii="바탕" w:cs="바탕" w:eastAsia="바탕" w:hAnsi="바탕"/>
+                <w:sz w:val="20"/>
+                <w:szCs w:val="20"/>
+              </w:rPr>
+              <w:t xml:space="preserve">강길호</w:t>
+            </w:r>
+          </w:p>
+        </w:tc>
+        <w:tc>
+          <w:tcPr>
+            <w:tcW w:type="dxa" w:w="3000"/>
+            <w:tcBorders>
+              <w:top w:val="single" w:color="000000" w:sz="6"/>
+              <w:left w:val="single" w:color="000000" w:sz="6"/>
+              <w:bottom w:val="single" w:color="000000" w:sz="6"/>
+              <w:right w:val="single" w:color="000000" w:sz="6"/>
+            </w:tcBorders>
+            <w:tcMar>
+              <w:top w:type="dxa" w:w="70"/>
+              <w:left w:type="dxa" w:w="120"/>
+              <w:bottom w:type="dxa" w:w="70"/>
+              <w:right w:type="dxa" w:w="120"/>
+            </w:tcMar>
+            <w:vAlign w:val="center"/>
+          </w:tcPr>
+          <w:p>
+            <w:pPr>
+              <w:spacing w:after="0" w:before="0" w:line="300"/>
+              <w:jc w:val="both"/>
+            </w:pPr>
+            <w:r>
+              <w:rPr>
+                <w:rFonts w:ascii="바탕" w:cs="바탕" w:eastAsia="바탕" w:hAnsi="바탕"/>
+                <w:sz w:val="19"/>
+                <w:szCs w:val="19"/>
+              </w:rPr>
+              <w:t xml:space="preserve">□ 개인 자격   □ 마을 대표</w:t>
+            </w:r>
+          </w:p>
+        </w:tc>
+        <w:tc>
+          <w:tcPr>
+            <w:tcW w:type="dxa" w:w="3038"/>
+            <w:tcBorders>
+              <w:top w:val="single" w:color="000000" w:sz="6"/>
+              <w:left w:val="single" w:color="000000" w:sz="6"/>
+              <w:bottom w:val="single" w:color="000000" w:sz="6"/>
+              <w:right w:val="single" w:color="000000" w:sz="6"/>
+            </w:tcBorders>
+            <w:tcMar>
+              <w:top w:type="dxa" w:w="70"/>
+              <w:left w:type="dxa" w:w="120"/>
+              <w:bottom w:type="dxa" w:w="70"/>
+              <w:right w:type="dxa" w:w="120"/>
+            </w:tcMar>
+            <w:vAlign w:val="center"/>
+          </w:tcPr>
+          <w:p>
+            <w:pPr>
+              <w:spacing w:after="0" w:before="0" w:line="300"/>
+              <w:jc w:val="both"/>
+            </w:pPr>
+            <w:r>
+              <w:rPr>
+                <w:rFonts w:ascii="바탕" w:cs="바탕" w:eastAsia="바탕" w:hAnsi="바탕"/>
+                <w:sz w:val="19"/>
+                <w:szCs w:val="19"/>
+              </w:rPr>
+              <w:t xml:space="preserve">□ 동의   □ 부동의   □ 답변 거부</w:t>
+            </w:r>
+          </w:p>
+        </w:tc>
+      </w:tr>
+      <w:tr>
+        <w:trPr>
+          <w:cantSplit/>
+          <w:trHeight w:val="620" w:hRule="atLeast"/>
+        </w:trPr>
+        <w:tc>
+          <w:tcPr>
+            <w:tcW w:type="dxa" w:w="1900"/>
+            <w:tcBorders>
+              <w:top w:val="single" w:color="000000" w:sz="6"/>
+              <w:left w:val="single" w:color="000000" w:sz="6"/>
+              <w:bottom w:val="single" w:color="000000" w:sz="6"/>
+              <w:right w:val="single" w:color="000000" w:sz="6"/>
+            </w:tcBorders>
+            <w:tcMar>
+              <w:top w:type="dxa" w:w="70"/>
+              <w:left w:type="dxa" w:w="120"/>
+              <w:bottom w:type="dxa" w:w="70"/>
+              <w:right w:type="dxa" w:w="120"/>
+            </w:tcMar>
+            <w:vAlign w:val="center"/>
+          </w:tcPr>
+          <w:p>
+            <w:pPr>
+              <w:spacing w:after="0" w:before="0" w:line="300"/>
+              <w:jc w:val="center"/>
+            </w:pPr>
+            <w:r>
+              <w:rPr>
+                <w:rFonts w:ascii="바탕" w:cs="바탕" w:eastAsia="바탕" w:hAnsi="바탕"/>
+                <w:sz w:val="20"/>
+                <w:szCs w:val="20"/>
+              </w:rPr>
+              <w:t xml:space="preserve">횡룡마을</w:t>
+            </w:r>
+          </w:p>
+        </w:tc>
+        <w:tc>
+          <w:tcPr>
+            <w:tcW w:type="dxa" w:w="1700"/>
+            <w:tcBorders>
+              <w:top w:val="single" w:color="000000" w:sz="6"/>
+              <w:left w:val="single" w:color="000000" w:sz="6"/>
+              <w:bottom w:val="single" w:color="000000" w:sz="6"/>
+              <w:right w:val="single" w:color="000000" w:sz="6"/>
+            </w:tcBorders>
+            <w:tcMar>
+              <w:top w:type="dxa" w:w="70"/>
+              <w:left w:type="dxa" w:w="120"/>
+              <w:bottom w:type="dxa" w:w="70"/>
+              <w:right w:type="dxa" w:w="120"/>
+            </w:tcMar>
+            <w:vAlign w:val="center"/>
+          </w:tcPr>
+          <w:p>
+            <w:pPr>
+              <w:spacing w:after="0" w:before="0" w:line="300"/>
+              <w:jc w:val="center"/>
+            </w:pPr>
+            <w:r>
+              <w:rPr>
+                <w:rFonts w:ascii="바탕" w:cs="바탕" w:eastAsia="바탕" w:hAnsi="바탕"/>
+                <w:sz w:val="20"/>
+                <w:szCs w:val="20"/>
+              </w:rPr>
+              <w:t xml:space="preserve">조방용</w:t>
+            </w:r>
+          </w:p>
+        </w:tc>
+        <w:tc>
+          <w:tcPr>
+            <w:tcW w:type="dxa" w:w="3000"/>
+            <w:tcBorders>
+              <w:top w:val="single" w:color="000000" w:sz="6"/>
+              <w:left w:val="single" w:color="000000" w:sz="6"/>
+              <w:bottom w:val="single" w:color="000000" w:sz="6"/>
+              <w:right w:val="single" w:color="000000" w:sz="6"/>
+            </w:tcBorders>
+            <w:tcMar>
+              <w:top w:type="dxa" w:w="70"/>
+              <w:left w:type="dxa" w:w="120"/>
+              <w:bottom w:type="dxa" w:w="70"/>
+              <w:right w:type="dxa" w:w="120"/>
+            </w:tcMar>
+            <w:vAlign w:val="center"/>
+          </w:tcPr>
+          <w:p>
+            <w:pPr>
+              <w:spacing w:after="0" w:before="0" w:line="300"/>
+              <w:jc w:val="both"/>
+            </w:pPr>
+            <w:r>
+              <w:rPr>
+                <w:rFonts w:ascii="바탕" w:cs="바탕" w:eastAsia="바탕" w:hAnsi="바탕"/>
+                <w:sz w:val="19"/>
+                <w:szCs w:val="19"/>
+              </w:rPr>
+              <w:t xml:space="preserve">□ 개인 자격   □ 마을 대표</w:t>
+            </w:r>
+          </w:p>
+        </w:tc>
+        <w:tc>
+          <w:tcPr>
+            <w:tcW w:type="dxa" w:w="3038"/>
+            <w:tcBorders>
+              <w:top w:val="single" w:color="000000" w:sz="6"/>
+              <w:left w:val="single" w:color="000000" w:sz="6"/>
+              <w:bottom w:val="single" w:color="000000" w:sz="6"/>
+              <w:right w:val="single" w:color="000000" w:sz="6"/>
+            </w:tcBorders>
+            <w:tcMar>
+              <w:top w:type="dxa" w:w="70"/>
+              <w:left w:type="dxa" w:w="120"/>
+              <w:bottom w:type="dxa" w:w="70"/>
+              <w:right w:type="dxa" w:w="120"/>
+            </w:tcMar>
+            <w:vAlign w:val="center"/>
+          </w:tcPr>
+          <w:p>
+            <w:pPr>
+              <w:spacing w:after="0" w:before="0" w:line="300"/>
+              <w:jc w:val="both"/>
+            </w:pPr>
+            <w:r>
+              <w:rPr>
+                <w:rFonts w:ascii="바탕" w:cs="바탕" w:eastAsia="바탕" w:hAnsi="바탕"/>
+                <w:sz w:val="19"/>
+                <w:szCs w:val="19"/>
+              </w:rPr>
+              <w:t xml:space="preserve">□ 동의   □ 부동의   □ 답변 거부</w:t>
+            </w:r>
+          </w:p>
+        </w:tc>
+      </w:tr>
+      <w:tr>
+        <w:trPr>
+          <w:cantSplit/>
+          <w:trHeight w:val="620" w:hRule="atLeast"/>
+        </w:trPr>
+        <w:tc>
+          <w:tcPr>
+            <w:tcW w:type="dxa" w:w="1900"/>
+            <w:tcBorders>
+              <w:top w:val="single" w:color="000000" w:sz="6"/>
+              <w:left w:val="single" w:color="000000" w:sz="6"/>
+              <w:bottom w:val="single" w:color="000000" w:sz="6"/>
+              <w:right w:val="single" w:color="000000" w:sz="6"/>
+            </w:tcBorders>
+            <w:tcMar>
+              <w:top w:type="dxa" w:w="70"/>
+              <w:left w:type="dxa" w:w="120"/>
+              <w:bottom w:type="dxa" w:w="70"/>
+              <w:right w:type="dxa" w:w="120"/>
+            </w:tcMar>
+            <w:vAlign w:val="center"/>
+          </w:tcPr>
+          <w:p>
+            <w:pPr>
+              <w:spacing w:after="0" w:before="0" w:line="300"/>
+              <w:jc w:val="center"/>
+            </w:pPr>
+            <w:r>
+              <w:rPr>
+                <w:rFonts w:ascii="바탕" w:cs="바탕" w:eastAsia="바탕" w:hAnsi="바탕"/>
+                <w:sz w:val="20"/>
+                <w:szCs w:val="20"/>
+              </w:rPr>
+              <w:t xml:space="preserve">석점마을</w:t>
+            </w:r>
+          </w:p>
+        </w:tc>
+        <w:tc>
+          <w:tcPr>
+            <w:tcW w:type="dxa" w:w="1700"/>
+            <w:tcBorders>
+              <w:top w:val="single" w:color="000000" w:sz="6"/>
+              <w:left w:val="single" w:color="000000" w:sz="6"/>
+              <w:bottom w:val="single" w:color="000000" w:sz="6"/>
+              <w:right w:val="single" w:color="000000" w:sz="6"/>
+            </w:tcBorders>
+            <w:tcMar>
+              <w:top w:type="dxa" w:w="70"/>
+              <w:left w:type="dxa" w:w="120"/>
+              <w:bottom w:type="dxa" w:w="70"/>
+              <w:right w:type="dxa" w:w="120"/>
+            </w:tcMar>
+            <w:vAlign w:val="center"/>
+          </w:tcPr>
+          <w:p>
+            <w:pPr>
+              <w:spacing w:after="0" w:before="0" w:line="300"/>
+              <w:jc w:val="center"/>
+            </w:pPr>
+            <w:r>
+              <w:rPr>
+                <w:rFonts w:ascii="바탕" w:cs="바탕" w:eastAsia="바탕" w:hAnsi="바탕"/>
+                <w:sz w:val="20"/>
+                <w:szCs w:val="20"/>
+              </w:rPr>
+              <w:t xml:space="preserve">강용진</w:t>
+            </w:r>
+          </w:p>
+        </w:tc>
+        <w:tc>
+          <w:tcPr>
+            <w:tcW w:type="dxa" w:w="3000"/>
+            <w:tcBorders>
+              <w:top w:val="single" w:color="000000" w:sz="6"/>
+              <w:left w:val="single" w:color="000000" w:sz="6"/>
+              <w:bottom w:val="single" w:color="000000" w:sz="6"/>
+              <w:right w:val="single" w:color="000000" w:sz="6"/>
+            </w:tcBorders>
+            <w:tcMar>
+              <w:top w:type="dxa" w:w="70"/>
+              <w:left w:type="dxa" w:w="120"/>
+              <w:bottom w:type="dxa" w:w="70"/>
+              <w:right w:type="dxa" w:w="120"/>
+            </w:tcMar>
+            <w:vAlign w:val="center"/>
+          </w:tcPr>
+          <w:p>
+            <w:pPr>
+              <w:spacing w:after="0" w:before="0" w:line="300"/>
+              <w:jc w:val="both"/>
+            </w:pPr>
+            <w:r>
+              <w:rPr>
+                <w:rFonts w:ascii="바탕" w:cs="바탕" w:eastAsia="바탕" w:hAnsi="바탕"/>
+                <w:sz w:val="19"/>
+                <w:szCs w:val="19"/>
+              </w:rPr>
+              <w:t xml:space="preserve">□ 개인 자격   □ 마을 대표</w:t>
+            </w:r>
+          </w:p>
+        </w:tc>
+        <w:tc>
+          <w:tcPr>
+            <w:tcW w:type="dxa" w:w="3038"/>
+            <w:tcBorders>
+              <w:top w:val="single" w:color="000000" w:sz="6"/>
+              <w:left w:val="single" w:color="000000" w:sz="6"/>
+              <w:bottom w:val="single" w:color="000000" w:sz="6"/>
+              <w:right w:val="single" w:color="000000" w:sz="6"/>
+            </w:tcBorders>
+            <w:tcMar>
+              <w:top w:type="dxa" w:w="70"/>
+              <w:left w:type="dxa" w:w="120"/>
+              <w:bottom w:type="dxa" w:w="70"/>
+              <w:right w:type="dxa" w:w="120"/>
+            </w:tcMar>
+            <w:vAlign w:val="center"/>
+          </w:tcPr>
+          <w:p>
+            <w:pPr>
+              <w:spacing w:after="0" w:before="0" w:line="300"/>
+              <w:jc w:val="both"/>
+            </w:pPr>
+            <w:r>
+              <w:rPr>
+                <w:rFonts w:ascii="바탕" w:cs="바탕" w:eastAsia="바탕" w:hAnsi="바탕"/>
+                <w:sz w:val="19"/>
+                <w:szCs w:val="19"/>
+              </w:rPr>
+              <w:t xml:space="preserve">□ 동의   □ 부동의   □ 답변 거부</w:t>
+            </w:r>
+          </w:p>
+        </w:tc>
+      </w:tr>
+      <w:tr>
+        <w:trPr>
+          <w:cantSplit/>
+          <w:trHeight w:val="620" w:hRule="atLeast"/>
+        </w:trPr>
+        <w:tc>
+          <w:tcPr>
+            <w:tcW w:type="dxa" w:w="1900"/>
+            <w:tcBorders>
+              <w:top w:val="single" w:color="000000" w:sz="6"/>
+              <w:left w:val="single" w:color="000000" w:sz="6"/>
+              <w:bottom w:val="single" w:color="000000" w:sz="6"/>
+              <w:right w:val="single" w:color="000000" w:sz="6"/>
+            </w:tcBorders>
+            <w:tcMar>
+              <w:top w:type="dxa" w:w="70"/>
+              <w:left w:type="dxa" w:w="120"/>
+              <w:bottom w:type="dxa" w:w="70"/>
+              <w:right w:type="dxa" w:w="120"/>
+            </w:tcMar>
+            <w:vAlign w:val="center"/>
+          </w:tcPr>
+          <w:p>
+            <w:pPr>
+              <w:spacing w:after="0" w:before="0" w:line="300"/>
+              <w:jc w:val="center"/>
+            </w:pPr>
+            <w:r>
+              <w:rPr>
+                <w:rFonts w:ascii="바탕" w:cs="바탕" w:eastAsia="바탕" w:hAnsi="바탕"/>
+                <w:sz w:val="20"/>
+                <w:szCs w:val="20"/>
+              </w:rPr>
+              <w:t xml:space="preserve">진농마을</w:t>
+            </w:r>
+          </w:p>
+        </w:tc>
+        <w:tc>
+          <w:tcPr>
+            <w:tcW w:type="dxa" w:w="1700"/>
+            <w:tcBorders>
+              <w:top w:val="single" w:color="000000" w:sz="6"/>
+              <w:left w:val="single" w:color="000000" w:sz="6"/>
+              <w:bottom w:val="single" w:color="000000" w:sz="6"/>
+              <w:right w:val="single" w:color="000000" w:sz="6"/>
+            </w:tcBorders>
+            <w:tcMar>
+              <w:top w:type="dxa" w:w="70"/>
+              <w:left w:type="dxa" w:w="120"/>
+              <w:bottom w:type="dxa" w:w="70"/>
+              <w:right w:type="dxa" w:w="120"/>
+            </w:tcMar>
+            <w:vAlign w:val="center"/>
+          </w:tcPr>
+          <w:p>
+            <w:pPr>
+              <w:spacing w:after="0" w:before="0" w:line="300"/>
+              <w:jc w:val="center"/>
+            </w:pPr>
+            <w:r>
+              <w:rPr>
+                <w:rFonts w:ascii="바탕" w:cs="바탕" w:eastAsia="바탕" w:hAnsi="바탕"/>
+                <w:sz w:val="20"/>
+                <w:szCs w:val="20"/>
+              </w:rPr>
+              <w:t xml:space="preserve">이근노</w:t>
+            </w:r>
+          </w:p>
+        </w:tc>
+        <w:tc>
+          <w:tcPr>
+            <w:tcW w:type="dxa" w:w="3000"/>
+            <w:tcBorders>
+              <w:top w:val="single" w:color="000000" w:sz="6"/>
+              <w:left w:val="single" w:color="000000" w:sz="6"/>
+              <w:bottom w:val="single" w:color="000000" w:sz="6"/>
+              <w:right w:val="single" w:color="000000" w:sz="6"/>
+            </w:tcBorders>
+            <w:tcMar>
+              <w:top w:type="dxa" w:w="70"/>
+              <w:left w:type="dxa" w:w="120"/>
+              <w:bottom w:type="dxa" w:w="70"/>
+              <w:right w:type="dxa" w:w="120"/>
+            </w:tcMar>
+            <w:vAlign w:val="center"/>
+          </w:tcPr>
+          <w:p>
+            <w:pPr>
+              <w:spacing w:after="0" w:before="0" w:line="300"/>
+              <w:jc w:val="both"/>
+            </w:pPr>
+            <w:r>
+              <w:rPr>
+                <w:rFonts w:ascii="바탕" w:cs="바탕" w:eastAsia="바탕" w:hAnsi="바탕"/>
+                <w:sz w:val="19"/>
+                <w:szCs w:val="19"/>
+              </w:rPr>
+              <w:t xml:space="preserve">□ 개인 자격   □ 마을 대표</w:t>
+            </w:r>
+          </w:p>
+        </w:tc>
+        <w:tc>
+          <w:tcPr>
+            <w:tcW w:type="dxa" w:w="3038"/>
+            <w:tcBorders>
+              <w:top w:val="single" w:color="000000" w:sz="6"/>
+              <w:left w:val="single" w:color="000000" w:sz="6"/>
+              <w:bottom w:val="single" w:color="000000" w:sz="6"/>
+              <w:right w:val="single" w:color="000000" w:sz="6"/>
+            </w:tcBorders>
+            <w:tcMar>
+              <w:top w:type="dxa" w:w="70"/>
+              <w:left w:type="dxa" w:w="120"/>
+              <w:bottom w:type="dxa" w:w="70"/>
+              <w:right w:type="dxa" w:w="120"/>
+            </w:tcMar>
+            <w:vAlign w:val="center"/>
+          </w:tcPr>
+          <w:p>
+            <w:pPr>
+              <w:spacing w:after="0" w:before="0" w:line="300"/>
+              <w:jc w:val="both"/>
+            </w:pPr>
+            <w:r>
+              <w:rPr>
+                <w:rFonts w:ascii="바탕" w:cs="바탕" w:eastAsia="바탕" w:hAnsi="바탕"/>
+                <w:sz w:val="19"/>
+                <w:szCs w:val="19"/>
+              </w:rPr>
+              <w:t xml:space="preserve">□ 동의   □ 부동의   □ 답변 거부</w:t>
+            </w:r>
+          </w:p>
+        </w:tc>
+      </w:tr>
+      <w:tr>
+        <w:trPr>
+          <w:cantSplit/>
+          <w:trHeight w:val="620" w:hRule="atLeast"/>
+        </w:trPr>
+        <w:tc>
+          <w:tcPr>
+            <w:tcW w:type="dxa" w:w="1900"/>
+            <w:tcBorders>
+              <w:top w:val="single" w:color="000000" w:sz="6"/>
+              <w:left w:val="single" w:color="000000" w:sz="6"/>
+              <w:bottom w:val="single" w:color="000000" w:sz="6"/>
+              <w:right w:val="single" w:color="000000" w:sz="6"/>
+            </w:tcBorders>
+            <w:tcMar>
+              <w:top w:type="dxa" w:w="70"/>
+              <w:left w:type="dxa" w:w="120"/>
+              <w:bottom w:type="dxa" w:w="70"/>
+              <w:right w:type="dxa" w:w="120"/>
+            </w:tcMar>
+            <w:vAlign w:val="center"/>
+          </w:tcPr>
+          <w:p>
+            <w:pPr>
+              <w:spacing w:after="0" w:before="0" w:line="300"/>
+              <w:jc w:val="center"/>
+            </w:pPr>
+            <w:r>
+              <w:rPr>
+                <w:rFonts w:ascii="바탕" w:cs="바탕" w:eastAsia="바탕" w:hAnsi="바탕"/>
+                <w:sz w:val="20"/>
+                <w:szCs w:val="20"/>
+              </w:rPr>
+              <w:t xml:space="preserve">원삼마을</w:t>
+            </w:r>
+          </w:p>
+        </w:tc>
+        <w:tc>
+          <w:tcPr>
+            <w:tcW w:type="dxa" w:w="1700"/>
+            <w:tcBorders>
+              <w:top w:val="single" w:color="000000" w:sz="6"/>
+              <w:left w:val="single" w:color="000000" w:sz="6"/>
+              <w:bottom w:val="single" w:color="000000" w:sz="6"/>
+              <w:right w:val="single" w:color="000000" w:sz="6"/>
+            </w:tcBorders>
+            <w:tcMar>
+              <w:top w:type="dxa" w:w="70"/>
+              <w:left w:type="dxa" w:w="120"/>
+              <w:bottom w:type="dxa" w:w="70"/>
+              <w:right w:type="dxa" w:w="120"/>
+            </w:tcMar>
+            <w:vAlign w:val="center"/>
+          </w:tcPr>
+          <w:p>
+            <w:pPr>
+              <w:spacing w:after="0" w:before="0" w:line="300"/>
+              <w:jc w:val="center"/>
+            </w:pPr>
+            <w:r>
+              <w:rPr>
+                <w:rFonts w:ascii="바탕" w:cs="바탕" w:eastAsia="바탕" w:hAnsi="바탕"/>
+                <w:sz w:val="20"/>
+                <w:szCs w:val="20"/>
+              </w:rPr>
+              <w:t xml:space="preserve">김봉식</w:t>
+            </w:r>
+          </w:p>
+        </w:tc>
+        <w:tc>
+          <w:tcPr>
+            <w:tcW w:type="dxa" w:w="3000"/>
+            <w:tcBorders>
+              <w:top w:val="single" w:color="000000" w:sz="6"/>
+              <w:left w:val="single" w:color="000000" w:sz="6"/>
+              <w:bottom w:val="single" w:color="000000" w:sz="6"/>
+              <w:right w:val="single" w:color="000000" w:sz="6"/>
+            </w:tcBorders>
+            <w:tcMar>
+              <w:top w:type="dxa" w:w="70"/>
+              <w:left w:type="dxa" w:w="120"/>
+              <w:bottom w:type="dxa" w:w="70"/>
+              <w:right w:type="dxa" w:w="120"/>
+            </w:tcMar>
+            <w:vAlign w:val="center"/>
+          </w:tcPr>
+          <w:p>
+            <w:pPr>
+              <w:spacing w:after="0" w:before="0" w:line="300"/>
+              <w:jc w:val="both"/>
+            </w:pPr>
+            <w:r>
+              <w:rPr>
+                <w:rFonts w:ascii="바탕" w:cs="바탕" w:eastAsia="바탕" w:hAnsi="바탕"/>
+                <w:sz w:val="19"/>
+                <w:szCs w:val="19"/>
+              </w:rPr>
+              <w:t xml:space="preserve">□ 개인 자격   □ 마을 대표</w:t>
+            </w:r>
+          </w:p>
+        </w:tc>
+        <w:tc>
+          <w:tcPr>
+            <w:tcW w:type="dxa" w:w="3038"/>
+            <w:tcBorders>
+              <w:top w:val="single" w:color="000000" w:sz="6"/>
+              <w:left w:val="single" w:color="000000" w:sz="6"/>
+              <w:bottom w:val="single" w:color="000000" w:sz="6"/>
+              <w:right w:val="single" w:color="000000" w:sz="6"/>
+            </w:tcBorders>
+            <w:tcMar>
+              <w:top w:type="dxa" w:w="70"/>
+              <w:left w:type="dxa" w:w="120"/>
+              <w:bottom w:type="dxa" w:w="70"/>
+              <w:right w:type="dxa" w:w="120"/>
+            </w:tcMar>
+            <w:vAlign w:val="center"/>
+          </w:tcPr>
+          <w:p>
+            <w:pPr>
+              <w:spacing w:after="0" w:before="0" w:line="300"/>
+              <w:jc w:val="both"/>
+            </w:pPr>
+            <w:r>
+              <w:rPr>
+                <w:rFonts w:ascii="바탕" w:cs="바탕" w:eastAsia="바탕" w:hAnsi="바탕"/>
+                <w:sz w:val="19"/>
+                <w:szCs w:val="19"/>
+              </w:rPr>
+              <w:t xml:space="preserve">□ 동의   □ 부동의   □ 답변 거부</w:t>
+            </w:r>
+          </w:p>
+        </w:tc>
+      </w:tr>
+    </w:tbl>
+    <w:p>
+      <w:pPr>
+        <w:spacing w:after="20" w:before="60" w:line="340"/>
+        <w:jc w:val="both"/>
+      </w:pPr>
+      <w:r>
+        <w:rPr>
+          <w:rFonts w:ascii="바탕" w:cs="바탕" w:eastAsia="바탕" w:hAnsi="바탕"/>
+          <w:sz w:val="19"/>
+          <w:szCs w:val="19"/>
+        </w:rPr>
+        <w:t xml:space="preserve">※ 이장님이 바뀐 마을은 현 이장님께도 같은 질문을 드립니다. 답변 요지는 아래에 적습니다.</w:t>
+      </w:r>
+    </w:p>
+    <w:p>
+      <w:pPr>
+        <w:spacing w:after="20" w:before="0" w:line="340"/>
+        <w:jc w:val="both"/>
+      </w:pPr>
+      <w:r>
+        <w:rPr>
+          <w:rFonts w:ascii="바탕" w:cs="바탕" w:eastAsia="바탕" w:hAnsi="바탕"/>
+          <w:sz w:val="19"/>
+          <w:szCs w:val="19"/>
+        </w:rPr>
+        <w:t xml:space="preserve">답변 요지: ______________________________________________________________</w:t>
+      </w:r>
+    </w:p>
+    <w:p>
+      <w:pPr>
+        <w:spacing w:after="60" w:before="0" w:line="340"/>
+        <w:jc w:val="both"/>
+      </w:pPr>
+      <w:r>
+        <w:rPr>
+          <w:rFonts w:ascii="바탕" w:cs="바탕" w:eastAsia="바탕" w:hAnsi="바탕"/>
+          <w:sz w:val="19"/>
+          <w:szCs w:val="19"/>
+        </w:rPr>
+        <w:t xml:space="preserve">______________________________________________________________________</w:t>
+      </w:r>
+    </w:p>
+    <w:tbl>
+      <w:tblPr>
+        <w:tblW w:type="dxa" w:w="9638"/>
+        <w:tblBorders>
+          <w:top w:val="single" w:color="auto" w:sz="4"/>
+          <w:left w:val="single" w:color="auto" w:sz="4"/>
+          <w:bottom w:val="single" w:color="auto" w:sz="4"/>
+          <w:right w:val="single" w:color="auto" w:sz="4"/>
+          <w:insideH w:val="single" w:color="auto" w:sz="4"/>
+          <w:insideV w:val="single" w:color="auto" w:sz="4"/>
+        </w:tblBorders>
+      </w:tblPr>
+      <w:tblGrid>
+        <w:gridCol w:w="9638"/>
+      </w:tblGrid>
+      <w:tr>
+        <w:trPr>
+          <w:cantSplit/>
+        </w:trPr>
+        <w:tc>
+          <w:tcPr>
+            <w:tcW w:type="dxa" w:w="9638"/>
+            <w:tcBorders>
+              <w:top w:val="single" w:color="000000" w:sz="6"/>
+              <w:left w:val="single" w:color="000000" w:sz="6"/>
+              <w:bottom w:val="single" w:color="000000" w:sz="6"/>
+              <w:right w:val="single" w:color="000000" w:sz="6"/>
+            </w:tcBorders>
+            <w:shd w:fill="FFF2CC" w:color="auto" w:val="clear"/>
+            <w:tcMar>
+              <w:top w:type="dxa" w:w="70"/>
+              <w:left w:type="dxa" w:w="120"/>
+              <w:bottom w:type="dxa" w:w="70"/>
+              <w:right w:type="dxa" w:w="120"/>
+            </w:tcMar>
+            <w:vAlign w:val="center"/>
+          </w:tcPr>
+          <w:p>
+            <w:pPr>
+              <w:spacing w:after="40" w:before="0" w:line="340"/>
+              <w:jc w:val="both"/>
+            </w:pPr>
+            <w:r>
+              <w:rPr>
+                <w:rFonts w:ascii="바탕" w:cs="바탕" w:eastAsia="바탕" w:hAnsi="바탕"/>
+                <w:b/>
+                <w:bCs/>
+                <w:sz w:val="20"/>
+                <w:szCs w:val="20"/>
+              </w:rPr>
+              <w:t xml:space="preserve">[답변에 따라 이어서 물을 질문]</w:t>
+            </w:r>
+          </w:p>
+          <w:p>
+            <w:pPr>
+              <w:spacing w:after="30" w:before="0" w:line="340"/>
+              <w:ind w:left="200" w:hanging="200"/>
+              <w:jc w:val="both"/>
+            </w:pPr>
+            <w:r>
+              <w:rPr>
+                <w:rFonts w:ascii="바탕" w:cs="바탕" w:eastAsia="바탕" w:hAnsi="바탕"/>
+                <w:sz w:val="20"/>
+                <w:szCs w:val="20"/>
+              </w:rPr>
+              <w:t xml:space="preserve">· "마을 대표 자격"이라고 답한 경우 → 그 대표 자격은 마을총회 결의나 주민 위임에 근거한 것입니까? 그렇다면 위원회가 받은 돈과 그 사용 내역도 주민들에게 공개해야 하지 않습니까?</w:t>
+            </w:r>
+          </w:p>
+          <w:p>
+            <w:pPr>
+              <w:spacing w:after="0" w:before="0" w:line="340"/>
+              <w:ind w:left="200" w:hanging="200"/>
+              <w:jc w:val="both"/>
+            </w:pPr>
+            <w:r>
+              <w:rPr>
+                <w:rFonts w:ascii="바탕" w:cs="바탕" w:eastAsia="바탕" w:hAnsi="바탕"/>
+                <w:sz w:val="20"/>
+                <w:szCs w:val="20"/>
+              </w:rPr>
+              <w:t xml:space="preserve">· "개인 자격"이라고 답한 경우 → 그렇다면 왜 "○○마을이장" 직함으로 서명하였습니까? 개인 자격으로 참여한 단체가 "5개 마을 대표"라고 하며 순정축협과 협약을 맺고 돈을 받은 것이 맞습니까?</w:t>
             </w:r>
           </w:p>
         </w:tc>

--- a/공개질의서_간담회_시간순.docx
+++ b/공개질의서_간담회_시간순.docx
@@ -438,8 +438,9 @@
     <w:p>
       <w:pPr>
         <w:keepNext/>
+        <w:pageBreakBefore/>
         <w:shd w:fill="C00000" w:color="auto" w:val="clear"/>
-        <w:spacing w:after="100" w:before="280"/>
+        <w:spacing w:after="160" w:before="0"/>
       </w:pPr>
       <w:r>
         <w:rPr>
@@ -1644,8 +1645,9 @@
     <w:p>
       <w:pPr>
         <w:keepNext/>
+        <w:pageBreakBefore/>
         <w:shd w:fill="1F3B57" w:color="auto" w:val="clear"/>
-        <w:spacing w:after="100" w:before="280"/>
+        <w:spacing w:after="160" w:before="0"/>
       </w:pPr>
       <w:r>
         <w:rPr>
@@ -1802,6 +1804,21 @@
     </w:p>
     <w:p>
       <w:pPr>
+        <w:spacing w:after="20" w:before="0" w:line="340"/>
+        <w:ind w:left="700"/>
+        <w:jc w:val="both"/>
+      </w:pPr>
+      <w:r>
+        <w:rPr>
+          <w:rFonts w:ascii="바탕" w:cs="바탕" w:eastAsia="바탕" w:hAnsi="바탕"/>
+          <w:sz w:val="19"/>
+          <w:szCs w:val="19"/>
+        </w:rPr>
+        <w:t xml:space="preserve">______________________________________________________________________</w:t>
+      </w:r>
+    </w:p>
+    <w:p>
+      <w:pPr>
         <w:spacing w:after="60" w:before="0" w:line="340"/>
         <w:ind w:left="700"/>
         <w:jc w:val="both"/>
@@ -1857,6 +1874,21 @@
     </w:p>
     <w:p>
       <w:pPr>
+        <w:spacing w:after="20" w:before="0" w:line="340"/>
+        <w:ind w:left="700"/>
+        <w:jc w:val="both"/>
+      </w:pPr>
+      <w:r>
+        <w:rPr>
+          <w:rFonts w:ascii="바탕" w:cs="바탕" w:eastAsia="바탕" w:hAnsi="바탕"/>
+          <w:sz w:val="19"/>
+          <w:szCs w:val="19"/>
+        </w:rPr>
+        <w:t xml:space="preserve">______________________________________________________________________</w:t>
+      </w:r>
+    </w:p>
+    <w:p>
+      <w:pPr>
         <w:spacing w:after="60" w:before="0" w:line="340"/>
         <w:ind w:left="700"/>
         <w:jc w:val="both"/>
@@ -1912,6 +1944,21 @@
     </w:p>
     <w:p>
       <w:pPr>
+        <w:spacing w:after="20" w:before="0" w:line="340"/>
+        <w:ind w:left="700"/>
+        <w:jc w:val="both"/>
+      </w:pPr>
+      <w:r>
+        <w:rPr>
+          <w:rFonts w:ascii="바탕" w:cs="바탕" w:eastAsia="바탕" w:hAnsi="바탕"/>
+          <w:sz w:val="19"/>
+          <w:szCs w:val="19"/>
+        </w:rPr>
+        <w:t xml:space="preserve">______________________________________________________________________</w:t>
+      </w:r>
+    </w:p>
+    <w:p>
+      <w:pPr>
         <w:spacing w:after="60" w:before="0" w:line="340"/>
         <w:ind w:left="700"/>
         <w:jc w:val="both"/>
@@ -1928,8 +1975,9 @@
     <w:p>
       <w:pPr>
         <w:keepNext/>
+        <w:pageBreakBefore/>
         <w:shd w:fill="1F3B57" w:color="auto" w:val="clear"/>
-        <w:spacing w:after="100" w:before="280"/>
+        <w:spacing w:after="160" w:before="0"/>
       </w:pPr>
       <w:r>
         <w:rPr>
@@ -2071,6 +2119,21 @@
     </w:p>
     <w:p>
       <w:pPr>
+        <w:spacing w:after="20" w:before="0" w:line="340"/>
+        <w:ind w:left="700"/>
+        <w:jc w:val="both"/>
+      </w:pPr>
+      <w:r>
+        <w:rPr>
+          <w:rFonts w:ascii="바탕" w:cs="바탕" w:eastAsia="바탕" w:hAnsi="바탕"/>
+          <w:sz w:val="19"/>
+          <w:szCs w:val="19"/>
+        </w:rPr>
+        <w:t xml:space="preserve">______________________________________________________________________</w:t>
+      </w:r>
+    </w:p>
+    <w:p>
+      <w:pPr>
         <w:spacing w:after="60" w:before="0" w:line="340"/>
         <w:ind w:left="700"/>
         <w:jc w:val="both"/>
@@ -2126,6 +2189,21 @@
     </w:p>
     <w:p>
       <w:pPr>
+        <w:spacing w:after="20" w:before="0" w:line="340"/>
+        <w:ind w:left="700"/>
+        <w:jc w:val="both"/>
+      </w:pPr>
+      <w:r>
+        <w:rPr>
+          <w:rFonts w:ascii="바탕" w:cs="바탕" w:eastAsia="바탕" w:hAnsi="바탕"/>
+          <w:sz w:val="19"/>
+          <w:szCs w:val="19"/>
+        </w:rPr>
+        <w:t xml:space="preserve">______________________________________________________________________</w:t>
+      </w:r>
+    </w:p>
+    <w:p>
+      <w:pPr>
         <w:spacing w:after="60" w:before="0" w:line="340"/>
         <w:ind w:left="700"/>
         <w:jc w:val="both"/>
@@ -2142,8 +2220,9 @@
     <w:p>
       <w:pPr>
         <w:keepNext/>
+        <w:pageBreakBefore/>
         <w:shd w:fill="1F3B57" w:color="auto" w:val="clear"/>
-        <w:spacing w:after="100" w:before="280"/>
+        <w:spacing w:after="160" w:before="0"/>
       </w:pPr>
       <w:r>
         <w:rPr>
@@ -2285,6 +2364,21 @@
     </w:p>
     <w:p>
       <w:pPr>
+        <w:spacing w:after="20" w:before="0" w:line="340"/>
+        <w:ind w:left="700"/>
+        <w:jc w:val="both"/>
+      </w:pPr>
+      <w:r>
+        <w:rPr>
+          <w:rFonts w:ascii="바탕" w:cs="바탕" w:eastAsia="바탕" w:hAnsi="바탕"/>
+          <w:sz w:val="19"/>
+          <w:szCs w:val="19"/>
+        </w:rPr>
+        <w:t xml:space="preserve">______________________________________________________________________</w:t>
+      </w:r>
+    </w:p>
+    <w:p>
+      <w:pPr>
         <w:spacing w:after="60" w:before="0" w:line="340"/>
         <w:ind w:left="700"/>
         <w:jc w:val="both"/>
@@ -2340,6 +2434,21 @@
     </w:p>
     <w:p>
       <w:pPr>
+        <w:spacing w:after="20" w:before="0" w:line="340"/>
+        <w:ind w:left="700"/>
+        <w:jc w:val="both"/>
+      </w:pPr>
+      <w:r>
+        <w:rPr>
+          <w:rFonts w:ascii="바탕" w:cs="바탕" w:eastAsia="바탕" w:hAnsi="바탕"/>
+          <w:sz w:val="19"/>
+          <w:szCs w:val="19"/>
+        </w:rPr>
+        <w:t xml:space="preserve">______________________________________________________________________</w:t>
+      </w:r>
+    </w:p>
+    <w:p>
+      <w:pPr>
         <w:spacing w:after="60" w:before="0" w:line="340"/>
         <w:ind w:left="700"/>
         <w:jc w:val="both"/>
@@ -2356,8 +2465,9 @@
     <w:p>
       <w:pPr>
         <w:keepNext/>
+        <w:pageBreakBefore/>
         <w:shd w:fill="1F3B57" w:color="auto" w:val="clear"/>
-        <w:spacing w:after="100" w:before="280"/>
+        <w:spacing w:after="160" w:before="0"/>
       </w:pPr>
       <w:r>
         <w:rPr>
@@ -2529,6 +2639,21 @@
     </w:p>
     <w:p>
       <w:pPr>
+        <w:spacing w:after="20" w:before="0" w:line="340"/>
+        <w:ind w:left="700"/>
+        <w:jc w:val="both"/>
+      </w:pPr>
+      <w:r>
+        <w:rPr>
+          <w:rFonts w:ascii="바탕" w:cs="바탕" w:eastAsia="바탕" w:hAnsi="바탕"/>
+          <w:sz w:val="19"/>
+          <w:szCs w:val="19"/>
+        </w:rPr>
+        <w:t xml:space="preserve">______________________________________________________________________</w:t>
+      </w:r>
+    </w:p>
+    <w:p>
+      <w:pPr>
         <w:spacing w:after="60" w:before="0" w:line="340"/>
         <w:ind w:left="700"/>
         <w:jc w:val="both"/>
@@ -2584,6 +2709,21 @@
     </w:p>
     <w:p>
       <w:pPr>
+        <w:spacing w:after="20" w:before="0" w:line="340"/>
+        <w:ind w:left="700"/>
+        <w:jc w:val="both"/>
+      </w:pPr>
+      <w:r>
+        <w:rPr>
+          <w:rFonts w:ascii="바탕" w:cs="바탕" w:eastAsia="바탕" w:hAnsi="바탕"/>
+          <w:sz w:val="19"/>
+          <w:szCs w:val="19"/>
+        </w:rPr>
+        <w:t xml:space="preserve">______________________________________________________________________</w:t>
+      </w:r>
+    </w:p>
+    <w:p>
+      <w:pPr>
         <w:spacing w:after="60" w:before="0" w:line="340"/>
         <w:ind w:left="700"/>
         <w:jc w:val="both"/>
@@ -2639,6 +2779,21 @@
     </w:p>
     <w:p>
       <w:pPr>
+        <w:spacing w:after="20" w:before="0" w:line="340"/>
+        <w:ind w:left="700"/>
+        <w:jc w:val="both"/>
+      </w:pPr>
+      <w:r>
+        <w:rPr>
+          <w:rFonts w:ascii="바탕" w:cs="바탕" w:eastAsia="바탕" w:hAnsi="바탕"/>
+          <w:sz w:val="19"/>
+          <w:szCs w:val="19"/>
+        </w:rPr>
+        <w:t xml:space="preserve">______________________________________________________________________</w:t>
+      </w:r>
+    </w:p>
+    <w:p>
+      <w:pPr>
         <w:spacing w:after="60" w:before="0" w:line="340"/>
         <w:ind w:left="700"/>
         <w:jc w:val="both"/>
@@ -2655,8 +2810,9 @@
     <w:p>
       <w:pPr>
         <w:keepNext/>
+        <w:pageBreakBefore/>
         <w:shd w:fill="1F3B57" w:color="auto" w:val="clear"/>
-        <w:spacing w:after="100" w:before="280"/>
+        <w:spacing w:after="160" w:before="0"/>
       </w:pPr>
       <w:r>
         <w:rPr>
@@ -2813,6 +2969,21 @@
     </w:p>
     <w:p>
       <w:pPr>
+        <w:spacing w:after="20" w:before="0" w:line="340"/>
+        <w:ind w:left="700"/>
+        <w:jc w:val="both"/>
+      </w:pPr>
+      <w:r>
+        <w:rPr>
+          <w:rFonts w:ascii="바탕" w:cs="바탕" w:eastAsia="바탕" w:hAnsi="바탕"/>
+          <w:sz w:val="19"/>
+          <w:szCs w:val="19"/>
+        </w:rPr>
+        <w:t xml:space="preserve">______________________________________________________________________</w:t>
+      </w:r>
+    </w:p>
+    <w:p>
+      <w:pPr>
         <w:spacing w:after="60" w:before="0" w:line="340"/>
         <w:ind w:left="700"/>
         <w:jc w:val="both"/>
@@ -2868,6 +3039,21 @@
     </w:p>
     <w:p>
       <w:pPr>
+        <w:spacing w:after="20" w:before="0" w:line="340"/>
+        <w:ind w:left="700"/>
+        <w:jc w:val="both"/>
+      </w:pPr>
+      <w:r>
+        <w:rPr>
+          <w:rFonts w:ascii="바탕" w:cs="바탕" w:eastAsia="바탕" w:hAnsi="바탕"/>
+          <w:sz w:val="19"/>
+          <w:szCs w:val="19"/>
+        </w:rPr>
+        <w:t xml:space="preserve">______________________________________________________________________</w:t>
+      </w:r>
+    </w:p>
+    <w:p>
+      <w:pPr>
         <w:spacing w:after="60" w:before="0" w:line="340"/>
         <w:ind w:left="700"/>
         <w:jc w:val="both"/>
@@ -2923,6 +3109,21 @@
     </w:p>
     <w:p>
       <w:pPr>
+        <w:spacing w:after="20" w:before="0" w:line="340"/>
+        <w:ind w:left="700"/>
+        <w:jc w:val="both"/>
+      </w:pPr>
+      <w:r>
+        <w:rPr>
+          <w:rFonts w:ascii="바탕" w:cs="바탕" w:eastAsia="바탕" w:hAnsi="바탕"/>
+          <w:sz w:val="19"/>
+          <w:szCs w:val="19"/>
+        </w:rPr>
+        <w:t xml:space="preserve">______________________________________________________________________</w:t>
+      </w:r>
+    </w:p>
+    <w:p>
+      <w:pPr>
         <w:spacing w:after="60" w:before="0" w:line="340"/>
         <w:ind w:left="700"/>
         <w:jc w:val="both"/>
@@ -2939,8 +3140,9 @@
     <w:p>
       <w:pPr>
         <w:keepNext/>
+        <w:pageBreakBefore/>
         <w:shd w:fill="1F3B57" w:color="auto" w:val="clear"/>
-        <w:spacing w:after="100" w:before="280"/>
+        <w:spacing w:after="160" w:before="0"/>
       </w:pPr>
       <w:r>
         <w:rPr>
@@ -3097,6 +3299,21 @@
     </w:p>
     <w:p>
       <w:pPr>
+        <w:spacing w:after="20" w:before="0" w:line="340"/>
+        <w:ind w:left="700"/>
+        <w:jc w:val="both"/>
+      </w:pPr>
+      <w:r>
+        <w:rPr>
+          <w:rFonts w:ascii="바탕" w:cs="바탕" w:eastAsia="바탕" w:hAnsi="바탕"/>
+          <w:sz w:val="19"/>
+          <w:szCs w:val="19"/>
+        </w:rPr>
+        <w:t xml:space="preserve">______________________________________________________________________</w:t>
+      </w:r>
+    </w:p>
+    <w:p>
+      <w:pPr>
         <w:spacing w:after="60" w:before="0" w:line="340"/>
         <w:ind w:left="700"/>
         <w:jc w:val="both"/>
@@ -3152,6 +3369,21 @@
     </w:p>
     <w:p>
       <w:pPr>
+        <w:spacing w:after="20" w:before="0" w:line="340"/>
+        <w:ind w:left="700"/>
+        <w:jc w:val="both"/>
+      </w:pPr>
+      <w:r>
+        <w:rPr>
+          <w:rFonts w:ascii="바탕" w:cs="바탕" w:eastAsia="바탕" w:hAnsi="바탕"/>
+          <w:sz w:val="19"/>
+          <w:szCs w:val="19"/>
+        </w:rPr>
+        <w:t xml:space="preserve">______________________________________________________________________</w:t>
+      </w:r>
+    </w:p>
+    <w:p>
+      <w:pPr>
         <w:spacing w:after="60" w:before="0" w:line="340"/>
         <w:ind w:left="700"/>
         <w:jc w:val="both"/>
@@ -3207,6 +3439,21 @@
     </w:p>
     <w:p>
       <w:pPr>
+        <w:spacing w:after="20" w:before="0" w:line="340"/>
+        <w:ind w:left="700"/>
+        <w:jc w:val="both"/>
+      </w:pPr>
+      <w:r>
+        <w:rPr>
+          <w:rFonts w:ascii="바탕" w:cs="바탕" w:eastAsia="바탕" w:hAnsi="바탕"/>
+          <w:sz w:val="19"/>
+          <w:szCs w:val="19"/>
+        </w:rPr>
+        <w:t xml:space="preserve">______________________________________________________________________</w:t>
+      </w:r>
+    </w:p>
+    <w:p>
+      <w:pPr>
         <w:spacing w:after="60" w:before="0" w:line="340"/>
         <w:ind w:left="700"/>
         <w:jc w:val="both"/>
@@ -3223,8 +3470,9 @@
     <w:p>
       <w:pPr>
         <w:keepNext/>
+        <w:pageBreakBefore/>
         <w:shd w:fill="1F3B57" w:color="auto" w:val="clear"/>
-        <w:spacing w:after="100" w:before="280"/>
+        <w:spacing w:after="160" w:before="0"/>
       </w:pPr>
       <w:r>
         <w:rPr>
@@ -3366,6 +3614,21 @@
     </w:p>
     <w:p>
       <w:pPr>
+        <w:spacing w:after="20" w:before="0" w:line="340"/>
+        <w:ind w:left="700"/>
+        <w:jc w:val="both"/>
+      </w:pPr>
+      <w:r>
+        <w:rPr>
+          <w:rFonts w:ascii="바탕" w:cs="바탕" w:eastAsia="바탕" w:hAnsi="바탕"/>
+          <w:sz w:val="19"/>
+          <w:szCs w:val="19"/>
+        </w:rPr>
+        <w:t xml:space="preserve">______________________________________________________________________</w:t>
+      </w:r>
+    </w:p>
+    <w:p>
+      <w:pPr>
         <w:spacing w:after="60" w:before="0" w:line="340"/>
         <w:ind w:left="700"/>
         <w:jc w:val="both"/>
@@ -3421,6 +3684,21 @@
     </w:p>
     <w:p>
       <w:pPr>
+        <w:spacing w:after="20" w:before="0" w:line="340"/>
+        <w:ind w:left="700"/>
+        <w:jc w:val="both"/>
+      </w:pPr>
+      <w:r>
+        <w:rPr>
+          <w:rFonts w:ascii="바탕" w:cs="바탕" w:eastAsia="바탕" w:hAnsi="바탕"/>
+          <w:sz w:val="19"/>
+          <w:szCs w:val="19"/>
+        </w:rPr>
+        <w:t xml:space="preserve">______________________________________________________________________</w:t>
+      </w:r>
+    </w:p>
+    <w:p>
+      <w:pPr>
         <w:spacing w:after="60" w:before="0" w:line="340"/>
         <w:ind w:left="700"/>
         <w:jc w:val="both"/>
@@ -3437,8 +3715,9 @@
     <w:p>
       <w:pPr>
         <w:keepNext/>
+        <w:pageBreakBefore/>
         <w:shd w:fill="1F3B57" w:color="auto" w:val="clear"/>
-        <w:spacing w:after="100" w:before="280"/>
+        <w:spacing w:after="160" w:before="0"/>
       </w:pPr>
       <w:r>
         <w:rPr>
@@ -3595,6 +3874,21 @@
     </w:p>
     <w:p>
       <w:pPr>
+        <w:spacing w:after="20" w:before="0" w:line="340"/>
+        <w:ind w:left="700"/>
+        <w:jc w:val="both"/>
+      </w:pPr>
+      <w:r>
+        <w:rPr>
+          <w:rFonts w:ascii="바탕" w:cs="바탕" w:eastAsia="바탕" w:hAnsi="바탕"/>
+          <w:sz w:val="19"/>
+          <w:szCs w:val="19"/>
+        </w:rPr>
+        <w:t xml:space="preserve">______________________________________________________________________</w:t>
+      </w:r>
+    </w:p>
+    <w:p>
+      <w:pPr>
         <w:spacing w:after="60" w:before="0" w:line="340"/>
         <w:ind w:left="700"/>
         <w:jc w:val="both"/>
@@ -3650,6 +3944,21 @@
     </w:p>
     <w:p>
       <w:pPr>
+        <w:spacing w:after="20" w:before="0" w:line="340"/>
+        <w:ind w:left="700"/>
+        <w:jc w:val="both"/>
+      </w:pPr>
+      <w:r>
+        <w:rPr>
+          <w:rFonts w:ascii="바탕" w:cs="바탕" w:eastAsia="바탕" w:hAnsi="바탕"/>
+          <w:sz w:val="19"/>
+          <w:szCs w:val="19"/>
+        </w:rPr>
+        <w:t xml:space="preserve">______________________________________________________________________</w:t>
+      </w:r>
+    </w:p>
+    <w:p>
+      <w:pPr>
         <w:spacing w:after="60" w:before="0" w:line="340"/>
         <w:ind w:left="700"/>
         <w:jc w:val="both"/>
@@ -3705,6 +4014,21 @@
     </w:p>
     <w:p>
       <w:pPr>
+        <w:spacing w:after="20" w:before="0" w:line="340"/>
+        <w:ind w:left="700"/>
+        <w:jc w:val="both"/>
+      </w:pPr>
+      <w:r>
+        <w:rPr>
+          <w:rFonts w:ascii="바탕" w:cs="바탕" w:eastAsia="바탕" w:hAnsi="바탕"/>
+          <w:sz w:val="19"/>
+          <w:szCs w:val="19"/>
+        </w:rPr>
+        <w:t xml:space="preserve">______________________________________________________________________</w:t>
+      </w:r>
+    </w:p>
+    <w:p>
+      <w:pPr>
         <w:spacing w:after="60" w:before="0" w:line="340"/>
         <w:ind w:left="700"/>
         <w:jc w:val="both"/>
@@ -3760,6 +4084,21 @@
     </w:p>
     <w:p>
       <w:pPr>
+        <w:spacing w:after="20" w:before="0" w:line="340"/>
+        <w:ind w:left="700"/>
+        <w:jc w:val="both"/>
+      </w:pPr>
+      <w:r>
+        <w:rPr>
+          <w:rFonts w:ascii="바탕" w:cs="바탕" w:eastAsia="바탕" w:hAnsi="바탕"/>
+          <w:sz w:val="19"/>
+          <w:szCs w:val="19"/>
+        </w:rPr>
+        <w:t xml:space="preserve">______________________________________________________________________</w:t>
+      </w:r>
+    </w:p>
+    <w:p>
+      <w:pPr>
         <w:spacing w:after="60" w:before="0" w:line="340"/>
         <w:ind w:left="700"/>
         <w:jc w:val="both"/>
@@ -3776,8 +4115,9 @@
     <w:p>
       <w:pPr>
         <w:keepNext/>
+        <w:pageBreakBefore/>
         <w:shd w:fill="1F3B57" w:color="auto" w:val="clear"/>
-        <w:spacing w:after="100" w:before="280"/>
+        <w:spacing w:after="160" w:before="0"/>
       </w:pPr>
       <w:r>
         <w:rPr>
@@ -3934,6 +4274,21 @@
     </w:p>
     <w:p>
       <w:pPr>
+        <w:spacing w:after="20" w:before="0" w:line="340"/>
+        <w:ind w:left="700"/>
+        <w:jc w:val="both"/>
+      </w:pPr>
+      <w:r>
+        <w:rPr>
+          <w:rFonts w:ascii="바탕" w:cs="바탕" w:eastAsia="바탕" w:hAnsi="바탕"/>
+          <w:sz w:val="19"/>
+          <w:szCs w:val="19"/>
+        </w:rPr>
+        <w:t xml:space="preserve">______________________________________________________________________</w:t>
+      </w:r>
+    </w:p>
+    <w:p>
+      <w:pPr>
         <w:spacing w:after="60" w:before="0" w:line="340"/>
         <w:ind w:left="700"/>
         <w:jc w:val="both"/>
@@ -3989,6 +4344,21 @@
     </w:p>
     <w:p>
       <w:pPr>
+        <w:spacing w:after="20" w:before="0" w:line="340"/>
+        <w:ind w:left="700"/>
+        <w:jc w:val="both"/>
+      </w:pPr>
+      <w:r>
+        <w:rPr>
+          <w:rFonts w:ascii="바탕" w:cs="바탕" w:eastAsia="바탕" w:hAnsi="바탕"/>
+          <w:sz w:val="19"/>
+          <w:szCs w:val="19"/>
+        </w:rPr>
+        <w:t xml:space="preserve">______________________________________________________________________</w:t>
+      </w:r>
+    </w:p>
+    <w:p>
+      <w:pPr>
         <w:spacing w:after="60" w:before="0" w:line="340"/>
         <w:ind w:left="700"/>
         <w:jc w:val="both"/>
@@ -4044,6 +4414,21 @@
     </w:p>
     <w:p>
       <w:pPr>
+        <w:spacing w:after="20" w:before="0" w:line="340"/>
+        <w:ind w:left="700"/>
+        <w:jc w:val="both"/>
+      </w:pPr>
+      <w:r>
+        <w:rPr>
+          <w:rFonts w:ascii="바탕" w:cs="바탕" w:eastAsia="바탕" w:hAnsi="바탕"/>
+          <w:sz w:val="19"/>
+          <w:szCs w:val="19"/>
+        </w:rPr>
+        <w:t xml:space="preserve">______________________________________________________________________</w:t>
+      </w:r>
+    </w:p>
+    <w:p>
+      <w:pPr>
         <w:spacing w:after="60" w:before="0" w:line="340"/>
         <w:ind w:left="700"/>
         <w:jc w:val="both"/>
@@ -4060,8 +4445,9 @@
     <w:p>
       <w:pPr>
         <w:keepNext/>
+        <w:pageBreakBefore/>
         <w:shd w:fill="1F3B57" w:color="auto" w:val="clear"/>
-        <w:spacing w:after="100" w:before="280"/>
+        <w:spacing w:after="160" w:before="0"/>
       </w:pPr>
       <w:r>
         <w:rPr>
@@ -4203,6 +4589,21 @@
     </w:p>
     <w:p>
       <w:pPr>
+        <w:spacing w:after="20" w:before="0" w:line="340"/>
+        <w:ind w:left="700"/>
+        <w:jc w:val="both"/>
+      </w:pPr>
+      <w:r>
+        <w:rPr>
+          <w:rFonts w:ascii="바탕" w:cs="바탕" w:eastAsia="바탕" w:hAnsi="바탕"/>
+          <w:sz w:val="19"/>
+          <w:szCs w:val="19"/>
+        </w:rPr>
+        <w:t xml:space="preserve">______________________________________________________________________</w:t>
+      </w:r>
+    </w:p>
+    <w:p>
+      <w:pPr>
         <w:spacing w:after="60" w:before="0" w:line="340"/>
         <w:ind w:left="700"/>
         <w:jc w:val="both"/>
@@ -4258,6 +4659,21 @@
     </w:p>
     <w:p>
       <w:pPr>
+        <w:spacing w:after="20" w:before="0" w:line="340"/>
+        <w:ind w:left="700"/>
+        <w:jc w:val="both"/>
+      </w:pPr>
+      <w:r>
+        <w:rPr>
+          <w:rFonts w:ascii="바탕" w:cs="바탕" w:eastAsia="바탕" w:hAnsi="바탕"/>
+          <w:sz w:val="19"/>
+          <w:szCs w:val="19"/>
+        </w:rPr>
+        <w:t xml:space="preserve">______________________________________________________________________</w:t>
+      </w:r>
+    </w:p>
+    <w:p>
+      <w:pPr>
         <w:spacing w:after="60" w:before="0" w:line="340"/>
         <w:ind w:left="700"/>
         <w:jc w:val="both"/>
@@ -4274,8 +4690,9 @@
     <w:p>
       <w:pPr>
         <w:keepNext/>
+        <w:pageBreakBefore/>
         <w:shd w:fill="1F3B57" w:color="auto" w:val="clear"/>
-        <w:spacing w:after="100" w:before="280"/>
+        <w:spacing w:after="160" w:before="0"/>
       </w:pPr>
       <w:r>
         <w:rPr>
@@ -4417,6 +4834,21 @@
     </w:p>
     <w:p>
       <w:pPr>
+        <w:spacing w:after="20" w:before="0" w:line="340"/>
+        <w:ind w:left="700"/>
+        <w:jc w:val="both"/>
+      </w:pPr>
+      <w:r>
+        <w:rPr>
+          <w:rFonts w:ascii="바탕" w:cs="바탕" w:eastAsia="바탕" w:hAnsi="바탕"/>
+          <w:sz w:val="19"/>
+          <w:szCs w:val="19"/>
+        </w:rPr>
+        <w:t xml:space="preserve">______________________________________________________________________</w:t>
+      </w:r>
+    </w:p>
+    <w:p>
+      <w:pPr>
         <w:spacing w:after="60" w:before="0" w:line="340"/>
         <w:ind w:left="700"/>
         <w:jc w:val="both"/>
@@ -4472,6 +4904,21 @@
     </w:p>
     <w:p>
       <w:pPr>
+        <w:spacing w:after="20" w:before="0" w:line="340"/>
+        <w:ind w:left="700"/>
+        <w:jc w:val="both"/>
+      </w:pPr>
+      <w:r>
+        <w:rPr>
+          <w:rFonts w:ascii="바탕" w:cs="바탕" w:eastAsia="바탕" w:hAnsi="바탕"/>
+          <w:sz w:val="19"/>
+          <w:szCs w:val="19"/>
+        </w:rPr>
+        <w:t xml:space="preserve">______________________________________________________________________</w:t>
+      </w:r>
+    </w:p>
+    <w:p>
+      <w:pPr>
         <w:spacing w:after="60" w:before="0" w:line="340"/>
         <w:ind w:left="700"/>
         <w:jc w:val="both"/>
@@ -4527,6 +4974,21 @@
     </w:p>
     <w:p>
       <w:pPr>
+        <w:spacing w:after="20" w:before="0" w:line="340"/>
+        <w:ind w:left="700"/>
+        <w:jc w:val="both"/>
+      </w:pPr>
+      <w:r>
+        <w:rPr>
+          <w:rFonts w:ascii="바탕" w:cs="바탕" w:eastAsia="바탕" w:hAnsi="바탕"/>
+          <w:sz w:val="19"/>
+          <w:szCs w:val="19"/>
+        </w:rPr>
+        <w:t xml:space="preserve">______________________________________________________________________</w:t>
+      </w:r>
+    </w:p>
+    <w:p>
+      <w:pPr>
         <w:spacing w:after="60" w:before="0" w:line="340"/>
         <w:ind w:left="700"/>
         <w:jc w:val="both"/>
@@ -4543,8 +5005,9 @@
     <w:p>
       <w:pPr>
         <w:keepNext/>
+        <w:pageBreakBefore/>
         <w:shd w:fill="1F3B57" w:color="auto" w:val="clear"/>
-        <w:spacing w:after="100" w:before="280"/>
+        <w:spacing w:after="160" w:before="0"/>
       </w:pPr>
       <w:r>
         <w:rPr>
@@ -4701,6 +5164,21 @@
     </w:p>
     <w:p>
       <w:pPr>
+        <w:spacing w:after="20" w:before="0" w:line="340"/>
+        <w:ind w:left="700"/>
+        <w:jc w:val="both"/>
+      </w:pPr>
+      <w:r>
+        <w:rPr>
+          <w:rFonts w:ascii="바탕" w:cs="바탕" w:eastAsia="바탕" w:hAnsi="바탕"/>
+          <w:sz w:val="19"/>
+          <w:szCs w:val="19"/>
+        </w:rPr>
+        <w:t xml:space="preserve">______________________________________________________________________</w:t>
+      </w:r>
+    </w:p>
+    <w:p>
+      <w:pPr>
         <w:spacing w:after="60" w:before="0" w:line="340"/>
         <w:ind w:left="700"/>
         <w:jc w:val="both"/>
@@ -4756,6 +5234,21 @@
     </w:p>
     <w:p>
       <w:pPr>
+        <w:spacing w:after="20" w:before="0" w:line="340"/>
+        <w:ind w:left="700"/>
+        <w:jc w:val="both"/>
+      </w:pPr>
+      <w:r>
+        <w:rPr>
+          <w:rFonts w:ascii="바탕" w:cs="바탕" w:eastAsia="바탕" w:hAnsi="바탕"/>
+          <w:sz w:val="19"/>
+          <w:szCs w:val="19"/>
+        </w:rPr>
+        <w:t xml:space="preserve">______________________________________________________________________</w:t>
+      </w:r>
+    </w:p>
+    <w:p>
+      <w:pPr>
         <w:spacing w:after="60" w:before="0" w:line="340"/>
         <w:ind w:left="700"/>
         <w:jc w:val="both"/>
@@ -4811,6 +5304,21 @@
     </w:p>
     <w:p>
       <w:pPr>
+        <w:spacing w:after="20" w:before="0" w:line="340"/>
+        <w:ind w:left="700"/>
+        <w:jc w:val="both"/>
+      </w:pPr>
+      <w:r>
+        <w:rPr>
+          <w:rFonts w:ascii="바탕" w:cs="바탕" w:eastAsia="바탕" w:hAnsi="바탕"/>
+          <w:sz w:val="19"/>
+          <w:szCs w:val="19"/>
+        </w:rPr>
+        <w:t xml:space="preserve">______________________________________________________________________</w:t>
+      </w:r>
+    </w:p>
+    <w:p>
+      <w:pPr>
         <w:spacing w:after="60" w:before="0" w:line="340"/>
         <w:ind w:left="700"/>
         <w:jc w:val="both"/>
@@ -4826,8 +5334,8 @@
     </w:p>
     <w:p>
       <w:pPr>
-        <w:keepNext/>
-        <w:spacing w:after="140" w:before="300"/>
+        <w:pageBreakBefore/>
+        <w:spacing w:after="140"/>
       </w:pPr>
       <w:r>
         <w:rPr>
